--- a/livre/Recettes (une par fichier)/4 - Viandes/Poulet - Blancs de poulet sauce fromage.docx
+++ b/livre/Recettes (une par fichier)/4 - Viandes/Poulet - Blancs de poulet sauce fromage.docx
@@ -956,12 +956,11 @@
       <w:contextualSpacing/>
     </w:pPr>
     <w:rPr>
-      <w:rFonts w:ascii="Georgia" w:hAnsi="Georgia" w:eastAsia="Georgia" w:cs="Georgia"/>
-      <w:b/>
-      <w:color w:val="8C3B1E"/>
+      <w:rFonts w:asciiTheme="majorHAnsi" w:eastAsiaTheme="majorEastAsia" w:hAnsiTheme="majorHAnsi" w:cstheme="majorBidi"/>
+      <w:color w:val="17365D" w:themeColor="text2" w:themeShade="BF"/>
       <w:spacing w:val="5"/>
       <w:kern w:val="28"/>
-      <w:sz w:val="68"/>
+      <w:sz w:val="52"/>
       <w:szCs w:val="52"/>
     </w:rPr>
   </w:style>

--- a/livre/Recettes (une par fichier)/4 - Viandes/Poulet - Blancs de poulet sauce fromage.docx
+++ b/livre/Recettes (une par fichier)/4 - Viandes/Poulet - Blancs de poulet sauce fromage.docx
@@ -17,6 +17,52 @@
           <w:color w:val="6B6158"/>
         </w:rPr>
         <w:t>Poulet · 4 personnes</w:t>
+      </w:r>
+    </w:p>
+    <w:p>
+      <w:r>
+        <w:drawing>
+          <wp:inline xmlns:a="http://schemas.openxmlformats.org/drawingml/2006/main" xmlns:pic="http://schemas.openxmlformats.org/drawingml/2006/picture">
+            <wp:extent cx="4079999" cy="3059999"/>
+            <wp:docPr id="1" name="Picture 1"/>
+            <wp:cNvGraphicFramePr>
+              <a:graphicFrameLocks noChangeAspect="1"/>
+            </wp:cNvGraphicFramePr>
+            <a:graphic>
+              <a:graphicData uri="http://schemas.openxmlformats.org/drawingml/2006/picture">
+                <pic:pic>
+                  <pic:nvPicPr>
+                    <pic:cNvPr id="0" name="blancs-de-poulet-sauce-fromage-illustration.jpg"/>
+                    <pic:cNvPicPr/>
+                  </pic:nvPicPr>
+                  <pic:blipFill>
+                    <a:blip r:embed="rId9"/>
+                    <a:stretch>
+                      <a:fillRect/>
+                    </a:stretch>
+                  </pic:blipFill>
+                  <pic:spPr>
+                    <a:xfrm>
+                      <a:off x="0" y="0"/>
+                      <a:ext cx="4079999" cy="3059999"/>
+                    </a:xfrm>
+                    <a:prstGeom prst="rect"/>
+                  </pic:spPr>
+                </pic:pic>
+              </a:graphicData>
+            </a:graphic>
+          </wp:inline>
+        </w:drawing>
+      </w:r>
+    </w:p>
+    <w:p>
+      <w:r>
+        <w:rPr>
+          <w:i/>
+          <w:color w:val="6B6158"/>
+          <w:sz w:val="16"/>
+        </w:rPr>
+        <w:t>Photo d’illustration : Missvain, CC0, via Wikimedia Commons (https://commons.wikimedia.org/wiki/File:Bistro_Jeanty_-_April_2025_-_Sarah_Stierch_07.jpg)</w:t>
       </w:r>
     </w:p>
     <w:p>
